--- a/job_applications_2026-07-27.docx
+++ b/job_applications_2026-07-27.docx
@@ -76,7 +76,7 @@
           </w:tcPr>
           <w:p>
             <w:r>
-              <w:t>Intel</w:t>
+              <w:t>Teleperformance</w:t>
             </w:r>
           </w:p>
         </w:tc>
@@ -86,7 +86,7 @@
           </w:tcPr>
           <w:p>
             <w:r>
-              <w:t>Technician</w:t>
+              <w:t>Analyst</w:t>
             </w:r>
           </w:p>
         </w:tc>
@@ -106,7 +106,7 @@
           </w:tcPr>
           <w:p>
             <w:r>
-              <w:t>2026-07-12</w:t>
+              <w:t>2026-07-20</w:t>
             </w:r>
           </w:p>
         </w:tc>

--- a/job_applications_2026-07-27.docx
+++ b/job_applications_2026-07-27.docx
@@ -76,7 +76,49 @@
           </w:tcPr>
           <w:p>
             <w:r>
-              <w:t>Teleperformance</w:t>
+              <w:t>IBM</w:t>
+            </w:r>
+          </w:p>
+        </w:tc>
+        <w:tc>
+          <w:tcPr>
+            <w:tcW w:type="dxa" w:w="2160"/>
+          </w:tcPr>
+          <w:p>
+            <w:r>
+              <w:t>QA</w:t>
+            </w:r>
+          </w:p>
+        </w:tc>
+        <w:tc>
+          <w:tcPr>
+            <w:tcW w:type="dxa" w:w="2160"/>
+          </w:tcPr>
+          <w:p>
+            <w:r>
+              <w:t>Applied</w:t>
+            </w:r>
+          </w:p>
+        </w:tc>
+        <w:tc>
+          <w:tcPr>
+            <w:tcW w:type="dxa" w:w="2160"/>
+          </w:tcPr>
+          <w:p>
+            <w:r>
+              <w:t>2026-06-09</w:t>
+            </w:r>
+          </w:p>
+        </w:tc>
+      </w:tr>
+      <w:tr>
+        <w:tc>
+          <w:tcPr>
+            <w:tcW w:type="dxa" w:w="2160"/>
+          </w:tcPr>
+          <w:p>
+            <w:r>
+              <w:t>Intel</w:t>
             </w:r>
           </w:p>
         </w:tc>
@@ -96,6 +138,48 @@
           </w:tcPr>
           <w:p>
             <w:r>
+              <w:t>Offer</w:t>
+            </w:r>
+          </w:p>
+        </w:tc>
+        <w:tc>
+          <w:tcPr>
+            <w:tcW w:type="dxa" w:w="2160"/>
+          </w:tcPr>
+          <w:p>
+            <w:r>
+              <w:t>2026-06-26</w:t>
+            </w:r>
+          </w:p>
+        </w:tc>
+      </w:tr>
+      <w:tr>
+        <w:tc>
+          <w:tcPr>
+            <w:tcW w:type="dxa" w:w="2160"/>
+          </w:tcPr>
+          <w:p>
+            <w:r>
+              <w:t>Meta</w:t>
+            </w:r>
+          </w:p>
+        </w:tc>
+        <w:tc>
+          <w:tcPr>
+            <w:tcW w:type="dxa" w:w="2160"/>
+          </w:tcPr>
+          <w:p>
+            <w:r>
+              <w:t>Technical support</w:t>
+            </w:r>
+          </w:p>
+        </w:tc>
+        <w:tc>
+          <w:tcPr>
+            <w:tcW w:type="dxa" w:w="2160"/>
+          </w:tcPr>
+          <w:p>
+            <w:r>
               <w:t>Interviewing</w:t>
             </w:r>
           </w:p>
@@ -106,7 +190,7 @@
           </w:tcPr>
           <w:p>
             <w:r>
-              <w:t>2026-07-20</w:t>
+              <w:t>2026-07-12</w:t>
             </w:r>
           </w:p>
         </w:tc>
